--- a/test/docx/golden/headers.docx
+++ b/test/docx/golden/headers.docx
@@ -2,7 +2,7 @@
 <file path=word/document.xml><?xml version="1.0" encoding="utf-8"?>
 <w:document xmlns:w="http://schemas.openxmlformats.org/wordprocessingml/2006/main" xmlns:m="http://schemas.openxmlformats.org/officeDocument/2006/math" xmlns:r="http://schemas.openxmlformats.org/officeDocument/2006/relationships" xmlns:o="urn:schemas-microsoft-com:office:office" xmlns:v="urn:schemas-microsoft-com:vml" xmlns:w10="urn:schemas-microsoft-com:office:word" xmlns:a="http://schemas.openxmlformats.org/drawingml/2006/main" xmlns:pic="http://schemas.openxmlformats.org/drawingml/2006/picture" xmlns:wp="http://schemas.openxmlformats.org/drawingml/2006/wordprocessingDrawing">
   <w:body>
-    <w:bookmarkStart w:id="14" w:name="a-test-of-headers"/>
+    <w:bookmarkStart w:id="14" w:name="_503516dc5b5a41430acb8a7676d2d749c04334d"/>
     <w:p>
       <w:pPr>
         <w:pStyle w:val="Heading1"/>
@@ -11,7 +11,7 @@
         <w:t xml:space="preserve">A Test of Headers</w:t>
       </w:r>
     </w:p>
-    <w:bookmarkStart w:id="13" w:name="second-level"/>
+    <w:bookmarkStart w:id="13" w:name="_cc329500544cf2dbde228b90ae303dd36e1f73e"/>
     <w:p>
       <w:pPr>
         <w:pStyle w:val="Heading2"/>
@@ -28,7 +28,7 @@
         <w:t xml:space="preserve">Some plain text.</w:t>
       </w:r>
     </w:p>
-    <w:bookmarkStart w:id="12" w:name="third-level"/>
+    <w:bookmarkStart w:id="12" w:name="_da17bf69b34f4609a72bc924ffa0c8c87741c04"/>
     <w:p>
       <w:pPr>
         <w:pStyle w:val="Heading3"/>
@@ -45,7 +45,7 @@
         <w:t xml:space="preserve">Some more plain text.</w:t>
       </w:r>
     </w:p>
-    <w:bookmarkStart w:id="11" w:name="fourth-level"/>
+    <w:bookmarkStart w:id="11" w:name="_86ff7bda61e82a7827a88f60b23740af129533c"/>
     <w:p>
       <w:pPr>
         <w:pStyle w:val="Heading4"/>
@@ -62,7 +62,7 @@
         <w:t xml:space="preserve">Some more plain text.</w:t>
       </w:r>
     </w:p>
-    <w:bookmarkStart w:id="10" w:name="fifth-level"/>
+    <w:bookmarkStart w:id="10" w:name="_83a4405cac445780d2223df2ff70862dd86a12a"/>
     <w:p>
       <w:pPr>
         <w:pStyle w:val="Heading5"/>
@@ -79,7 +79,7 @@
         <w:t xml:space="preserve">Some more plain text.</w:t>
       </w:r>
     </w:p>
-    <w:bookmarkStart w:id="9" w:name="sixth-level"/>
+    <w:bookmarkStart w:id="9" w:name="_eb04a11b8fbba12dbdc9c52508d06da008224b7"/>
     <w:p>
       <w:pPr>
         <w:pStyle w:val="Heading6"/>
